--- a/haccp/formatos/es/HACCP-05_ES.docx
+++ b/haccp/formatos/es/HACCP-05_ES.docx
@@ -39,7 +39,7 @@
           <w:sz w:val="20"/>
           <w:szCs w:val="20"/>
         </w:rPr>
-        <w:t xml:space="preserve">Versión 1.3 · 12 de agosto de 2026</w:t>
+        <w:t xml:space="preserve">Versión 1.4 · 17 de agosto de 2026</w:t>
       </w:r>
     </w:p>
     <w:p>
@@ -66,7 +66,7 @@
           <w:sz w:val="20"/>
           <w:szCs w:val="20"/>
         </w:rPr>
-        <w:t xml:space="preserve">Verificar y registrar dos veces al día. Límite crítico: &lt;5°C en todo momento.</w:t>
+        <w:t xml:space="preserve">Verificar dos veces al día (mañana y noche). Límite crítico: ≤5°C.</w:t>
       </w:r>
     </w:p>
     <w:tbl>
@@ -197,7 +197,7 @@
                 <w:sz w:val="24"/>
                 <w:szCs w:val="24"/>
               </w:rPr>
-              <w:t xml:space="preserve">Temp. mañana (°C)</w:t>
+              <w:t xml:space="preserve">Temperatura mañana (°C)</w:t>
             </w:r>
           </w:p>
         </w:tc>
@@ -232,7 +232,7 @@
                 <w:sz w:val="24"/>
                 <w:szCs w:val="24"/>
               </w:rPr>
-              <w:t xml:space="preserve">¿&lt;5°C? Sí/No</w:t>
+              <w:t xml:space="preserve">≤5°C Sí/No</w:t>
             </w:r>
           </w:p>
         </w:tc>
@@ -302,7 +302,7 @@
                 <w:sz w:val="24"/>
                 <w:szCs w:val="24"/>
               </w:rPr>
-              <w:t xml:space="preserve">Temp. noche (°C)</w:t>
+              <w:t xml:space="preserve">Temperatura noche (°C)</w:t>
             </w:r>
           </w:p>
         </w:tc>
@@ -337,7 +337,7 @@
                 <w:sz w:val="24"/>
                 <w:szCs w:val="24"/>
               </w:rPr>
-              <w:t xml:space="preserve">¿&lt;5°C? Sí/No</w:t>
+              <w:t xml:space="preserve">≤5°C Sí/No</w:t>
             </w:r>
           </w:p>
         </w:tc>
@@ -8383,7 +8383,7 @@
     <w:sectPr>
       <w:headerReference w:type="default" r:id="rId7"/>
       <w:footerReference w:type="default" r:id="rId8"/>
-      <w:pgSz w:w="11906" w:h="16838" w:orient="portrait"/>
+      <w:pgSz w:w="16838" w:h="11906" w:orient="landscape"/>
       <w:pgMar w:top="720" w:right="720" w:bottom="720" w:left="720" w:header="708" w:footer="708" w:gutter="0"/>
       <w:pgNumType/>
       <w:docGrid w:linePitch="360"/>
@@ -8448,7 +8448,7 @@
         <w:sz w:val="16"/>
         <w:szCs w:val="16"/>
       </w:rPr>
-      <w:t xml:space="preserve">Órale – Authentic Mexican Flavor Limited · CRO 805512 · Formato HACCP-05 v1.3</w:t>
+      <w:t xml:space="preserve">Órale – Authentic Mexican Flavor Limited · CRO 805512 · Formato HACCP-05 v1.4</w:t>
     </w:r>
   </w:p>
 </w:ftr>
